--- a/applications/yahoo/Ian_Cowpar_Resume_Yahoo.docx
+++ b/applications/yahoo/Ian_Cowpar_Resume_Yahoo.docx
@@ -66,7 +66,7 @@
           <w:b w:val="0"/>
           <w:i w:val="0"/>
         </w:rPr>
-        <w:t>Product manager who builds platform-internal systems that reduce cognitive load for the engineers and PMs running on top of them. I find the manual, repeated work — feedback synthesis, defect triage, status reporting — and replace it with AI-assisted workflows that compound at the team level rather than depending on me staying in the room. At UKG I owned a product representing $250M ARR: scaling a PM automation library into shared team capability, designing a five-panel defect triage system across four products with daily refresh and a single highest-leverage action surfaced per view, and building sprint health instrumentation refreshing every 15 minutes across two engineering teams — all of it built for signal, not ceremony.</w:t>
+        <w:t>Product manager who builds platform-internal systems that reduce cognitive load for the engineers and PMs running on top of them. I find the manual, repeated work — feedback synthesis, defect triage, status reporting — and replace it with AI-assisted workflows that compound at the team level rather than depending on me staying in the room. At UKG I owned a product representing $250M ARR: scaling a PM automation library into shared team capability, designing a five-panel defect triage system across four products with a Claude Code function I built into the tool surfacing the highest-leverage action per panel, and building sprint health instrumentation refreshing every 15 minutes across two engineering teams — all of it built for signal, not ceremony.</w:t>
       </w:r>
     </w:p>
     <w:p>
@@ -144,7 +144,7 @@
           <w:b w:val="0"/>
           <w:i w:val="0"/>
         </w:rPr>
-        <w:t>Designed a five-panel defect triage system classifying open issues across customer escalations, code defects, internal bugs, and CVEs; auto-refreshed daily across four products, surfacing a highest-leverage action per view. Replaced manual feedback synthesis with a workflow the team runs without me.</w:t>
+        <w:t>Designed a five-panel defect triage system classifying open issues across customer escalations, code defects, internal bugs, CVEs, and noise; auto-refreshed daily across four products, with a Claude Code function I built into the tool surfacing the highest-leverage action per panel. Replaced manual feedback synthesis with a workflow the team runs without me.</w:t>
       </w:r>
     </w:p>
     <w:p>
